--- a/PRACTICAL OUTPUT/OUTPUT/Installation.docx
+++ b/PRACTICAL OUTPUT/OUTPUT/Installation.docx
@@ -2,6 +2,34 @@
 <file path=word/document.xml><?xml version="1.0" encoding="utf-8"?>
 <w:document xmlns:wpc="http://schemas.microsoft.com/office/word/2010/wordprocessingCanvas" xmlns:cx="http://schemas.microsoft.com/office/drawing/2014/chartex" xmlns:cx1="http://schemas.microsoft.com/office/drawing/2015/9/8/chartex" xmlns:cx2="http://schemas.microsoft.com/office/drawing/2015/10/21/chartex" xmlns:cx3="http://schemas.microsoft.com/office/drawing/2016/5/9/chartex" xmlns:cx4="http://schemas.microsoft.com/office/drawing/2016/5/10/chartex" xmlns:cx5="http://schemas.microsoft.com/office/drawing/2016/5/11/chartex" xmlns:cx6="http://schemas.microsoft.com/office/drawing/2016/5/12/chartex" xmlns:cx7="http://schemas.microsoft.com/office/drawing/2016/5/13/chartex" xmlns:cx8="http://schemas.microsoft.com/office/drawing/2016/5/14/chartex" xmlns:mc="http://schemas.openxmlformats.org/markup-compatibility/2006" xmlns:aink="http://schemas.microsoft.com/office/drawing/2016/ink" xmlns:am3d="http://schemas.microsoft.com/office/drawing/2017/model3d" xmlns:o="urn:schemas-microsoft-com:office:office" xmlns:oel="http://schemas.microsoft.com/office/2019/extlst" xmlns:r="http://schemas.openxmlformats.org/officeDocument/2006/relationships" xmlns:m="http://schemas.openxmlformats.org/officeDocument/2006/math" xmlns:v="urn:schemas-microsoft-com:vml" xmlns:wp14="http://schemas.microsoft.com/office/word/2010/wordprocessingDrawing" xmlns:wp="http://schemas.openxmlformats.org/drawingml/2006/wordprocessingDrawing" xmlns:w10="urn:schemas-microsoft-com:office:word" xmlns:w="http://schemas.openxmlformats.org/wordprocessingml/2006/main" xmlns:w14="http://schemas.microsoft.com/office/word/2010/wordml" xmlns:w15="http://schemas.microsoft.com/office/word/2012/wordml" xmlns:w16cex="http://schemas.microsoft.com/office/word/2018/wordml/cex" xmlns:w16cid="http://schemas.microsoft.com/office/word/2016/wordml/cid" xmlns:w16="http://schemas.microsoft.com/office/word/2018/wordml" xmlns:w16du="http://schemas.microsoft.com/office/word/2023/wordml/word16du" xmlns:w16sdtdh="http://schemas.microsoft.com/office/word/2020/wordml/sdtdatahash" xmlns:w16sdtfl="http://schemas.microsoft.com/office/word/2024/wordml/sdtformatlock" xmlns:w16se="http://schemas.microsoft.com/office/word/2015/wordml/symex" xmlns:wpg="http://schemas.microsoft.com/office/word/2010/wordprocessingGroup" xmlns:wpi="http://schemas.microsoft.com/office/word/2010/wordprocessingInk" xmlns:wne="http://schemas.microsoft.com/office/word/2006/wordml" xmlns:wps="http://schemas.microsoft.com/office/word/2010/wordprocessingShape" mc:Ignorable="w14 w15 w16se w16cid w16 w16cex w16sdtdh w16sdtfl w16du wp14">
   <w:body>
+    <w:p>
+      <w:pPr>
+        <w:jc w:val="center"/>
+        <w:rPr>
+          <w:rFonts w:ascii="Times New Roman" w:hAnsi="Times New Roman" w:cs="Times New Roman"/>
+          <w:sz w:val="28"/>
+          <w:szCs w:val="28"/>
+        </w:rPr>
+      </w:pPr>
+      <w:r>
+        <w:rPr>
+          <w:rFonts w:ascii="Times New Roman" w:hAnsi="Times New Roman" w:cs="Times New Roman"/>
+          <w:sz w:val="28"/>
+          <w:szCs w:val="28"/>
+        </w:rPr>
+        <w:t xml:space="preserve">INSTALLATION </w:t>
+      </w:r>
+    </w:p>
+    <w:p>
+      <w:pPr>
+        <w:jc w:val="center"/>
+        <w:rPr>
+          <w:rFonts w:ascii="Times New Roman" w:hAnsi="Times New Roman" w:cs="Times New Roman"/>
+          <w:sz w:val="28"/>
+          <w:szCs w:val="28"/>
+        </w:rPr>
+      </w:pPr>
+    </w:p>
     <w:p>
       <w:pPr>
         <w:jc w:val="center"/>
@@ -259,27 +287,6 @@
     </w:p>
     <w:p>
       <w:pPr>
-        <w:jc w:val="center"/>
-        <w:rPr>
-          <w:rFonts w:ascii="Times New Roman" w:hAnsi="Times New Roman" w:cs="Times New Roman"/>
-          <w:sz w:val="28"/>
-          <w:szCs w:val="28"/>
-        </w:rPr>
-      </w:pPr>
-    </w:p>
-    <w:p>
-      <w:pPr>
-        <w:jc w:val="center"/>
-        <w:rPr>
-          <w:rFonts w:ascii="Times New Roman" w:hAnsi="Times New Roman" w:cs="Times New Roman"/>
-          <w:sz w:val="28"/>
-          <w:szCs w:val="28"/>
-        </w:rPr>
-      </w:pPr>
-    </w:p>
-    <w:p>
-      <w:pPr>
-        <w:jc w:val="center"/>
         <w:rPr>
           <w:rFonts w:ascii="Times New Roman" w:hAnsi="Times New Roman" w:cs="Times New Roman"/>
           <w:sz w:val="28"/>
@@ -318,7 +325,7 @@
           <w:szCs w:val="28"/>
         </w:rPr>
         <w:drawing>
-          <wp:anchor distT="0" distB="0" distL="114300" distR="114300" simplePos="0" relativeHeight="251655168" behindDoc="1" locked="0" layoutInCell="1" allowOverlap="1" wp14:anchorId="6E38CC55" wp14:editId="648E5B3A">
+          <wp:anchor distT="0" distB="0" distL="114300" distR="114300" simplePos="0" relativeHeight="251655168" behindDoc="1" locked="0" layoutInCell="1" allowOverlap="1" wp14:anchorId="6E38CC55" wp14:editId="74CFB989">
             <wp:simplePos x="0" y="0"/>
             <wp:positionH relativeFrom="column">
               <wp:posOffset>-313690</wp:posOffset>
@@ -408,6 +415,26 @@
           <w:szCs w:val="28"/>
         </w:rPr>
       </w:pPr>
+    </w:p>
+    <w:p>
+      <w:pPr>
+        <w:jc w:val="center"/>
+        <w:rPr>
+          <w:rFonts w:ascii="Times New Roman" w:hAnsi="Times New Roman" w:cs="Times New Roman"/>
+          <w:sz w:val="28"/>
+          <w:szCs w:val="28"/>
+        </w:rPr>
+      </w:pPr>
+    </w:p>
+    <w:p>
+      <w:pPr>
+        <w:jc w:val="center"/>
+        <w:rPr>
+          <w:rFonts w:ascii="Times New Roman" w:hAnsi="Times New Roman" w:cs="Times New Roman"/>
+          <w:sz w:val="28"/>
+          <w:szCs w:val="28"/>
+        </w:rPr>
+      </w:pPr>
       <w:r>
         <w:rPr>
           <w:rFonts w:ascii="Times New Roman" w:hAnsi="Times New Roman" w:cs="Times New Roman"/>
@@ -441,7 +468,7 @@
           <w:noProof/>
         </w:rPr>
         <w:drawing>
-          <wp:anchor distT="0" distB="0" distL="114300" distR="114300" simplePos="0" relativeHeight="251663360" behindDoc="1" locked="0" layoutInCell="1" allowOverlap="1" wp14:anchorId="67635566" wp14:editId="553E8DD0">
+          <wp:anchor distT="0" distB="0" distL="114300" distR="114300" simplePos="0" relativeHeight="251663360" behindDoc="1" locked="0" layoutInCell="1" allowOverlap="1" wp14:anchorId="67635566" wp14:editId="069826C4">
             <wp:simplePos x="0" y="0"/>
             <wp:positionH relativeFrom="column">
               <wp:posOffset>91440</wp:posOffset>
@@ -519,118 +546,40 @@
         </w:rPr>
         <w:br/>
       </w:r>
-      <w:r>
-        <w:rPr>
-          <w:rFonts w:ascii="Times New Roman" w:hAnsi="Times New Roman" w:cs="Times New Roman"/>
-          <w:sz w:val="28"/>
-          <w:szCs w:val="28"/>
-        </w:rPr>
-        <w:br/>
-      </w:r>
-      <w:r>
-        <w:rPr>
-          <w:rFonts w:ascii="Times New Roman" w:hAnsi="Times New Roman" w:cs="Times New Roman"/>
-          <w:sz w:val="28"/>
-          <w:szCs w:val="28"/>
-        </w:rPr>
-        <w:br/>
-      </w:r>
-      <w:r>
-        <w:rPr>
-          <w:rFonts w:ascii="Times New Roman" w:hAnsi="Times New Roman" w:cs="Times New Roman"/>
-          <w:sz w:val="28"/>
-          <w:szCs w:val="28"/>
-        </w:rPr>
-        <w:br/>
-      </w:r>
-      <w:r>
-        <w:rPr>
-          <w:rFonts w:ascii="Times New Roman" w:hAnsi="Times New Roman" w:cs="Times New Roman"/>
-          <w:sz w:val="28"/>
-          <w:szCs w:val="28"/>
-        </w:rPr>
-        <w:br/>
-      </w:r>
-      <w:r>
-        <w:rPr>
-          <w:rFonts w:ascii="Times New Roman" w:hAnsi="Times New Roman" w:cs="Times New Roman"/>
+    </w:p>
+    <w:p>
+      <w:pPr>
+        <w:jc w:val="center"/>
+        <w:rPr>
+          <w:rFonts w:ascii="Times New Roman" w:hAnsi="Times New Roman" w:cs="Times New Roman"/>
+          <w:sz w:val="28"/>
+          <w:szCs w:val="28"/>
+        </w:rPr>
+      </w:pPr>
+    </w:p>
+    <w:p>
+      <w:pPr>
+        <w:jc w:val="center"/>
+        <w:rPr>
+          <w:rFonts w:ascii="Times New Roman" w:hAnsi="Times New Roman" w:cs="Times New Roman"/>
+          <w:sz w:val="28"/>
+          <w:szCs w:val="28"/>
+        </w:rPr>
+      </w:pPr>
+      <w:r>
+        <w:rPr>
+          <w:rFonts w:ascii="Times New Roman" w:hAnsi="Times New Roman" w:cs="Times New Roman"/>
+          <w:noProof/>
           <w:sz w:val="28"/>
           <w:szCs w:val="28"/>
         </w:rPr>
         <w:lastRenderedPageBreak/>
-        <w:br/>
-        <w:t>Install Cisco Package Tracer</w:t>
-      </w:r>
-      <w:r>
-        <w:rPr>
-          <w:rFonts w:ascii="Times New Roman" w:hAnsi="Times New Roman" w:cs="Times New Roman"/>
-          <w:sz w:val="28"/>
-          <w:szCs w:val="28"/>
-        </w:rPr>
-        <w:br/>
-      </w:r>
-      <w:r>
-        <w:rPr>
-          <w:rFonts w:ascii="Times New Roman" w:hAnsi="Times New Roman" w:cs="Times New Roman"/>
-          <w:sz w:val="28"/>
-          <w:szCs w:val="28"/>
-        </w:rPr>
-        <w:br/>
-      </w:r>
-      <w:r>
-        <w:rPr>
-          <w:rFonts w:ascii="Times New Roman" w:hAnsi="Times New Roman" w:cs="Times New Roman"/>
-          <w:sz w:val="28"/>
-          <w:szCs w:val="28"/>
-        </w:rPr>
-        <w:br/>
-      </w:r>
-      <w:r>
-        <w:rPr>
-          <w:rFonts w:ascii="Times New Roman" w:hAnsi="Times New Roman" w:cs="Times New Roman"/>
-          <w:sz w:val="28"/>
-          <w:szCs w:val="28"/>
-        </w:rPr>
-        <w:br/>
-      </w:r>
-      <w:r>
-        <w:rPr>
-          <w:rFonts w:ascii="Times New Roman" w:hAnsi="Times New Roman" w:cs="Times New Roman"/>
-          <w:sz w:val="28"/>
-          <w:szCs w:val="28"/>
-        </w:rPr>
-        <w:br/>
-      </w:r>
-      <w:r>
-        <w:rPr>
-          <w:rFonts w:ascii="Times New Roman" w:hAnsi="Times New Roman" w:cs="Times New Roman"/>
-          <w:sz w:val="28"/>
-          <w:szCs w:val="28"/>
-        </w:rPr>
-        <w:br/>
-      </w:r>
-      <w:r>
-        <w:rPr>
-          <w:rFonts w:ascii="Times New Roman" w:hAnsi="Times New Roman" w:cs="Times New Roman"/>
-          <w:noProof/>
-          <w:sz w:val="28"/>
-          <w:szCs w:val="28"/>
-        </w:rPr>
         <w:pict w14:anchorId="382228A5">
-          <v:shape id="_x0000_s1033" type="#_x0000_t32" style="position:absolute;left:0;text-align:left;margin-left:418.4pt;margin-top:245.2pt;width:21.2pt;height:13.6pt;flip:x;z-index:251682816;mso-position-horizontal-relative:text;mso-position-vertical-relative:text" o:connectortype="straight">
+          <v:shape id="_x0000_s1033" type="#_x0000_t32" style="position:absolute;left:0;text-align:left;margin-left:446pt;margin-top:159.4pt;width:21.2pt;height:13.6pt;flip:x;z-index:251682816;mso-position-horizontal-relative:text;mso-position-vertical-relative:text" o:connectortype="straight">
             <v:stroke endarrow="block"/>
           </v:shape>
         </w:pict>
       </w:r>
-    </w:p>
-    <w:p>
-      <w:pPr>
-        <w:rPr>
-          <w:rFonts w:ascii="Times New Roman" w:hAnsi="Times New Roman" w:cs="Times New Roman"/>
-          <w:sz w:val="28"/>
-          <w:szCs w:val="28"/>
-        </w:rPr>
-      </w:pPr>
       <w:r>
         <w:rPr>
           <w:rFonts w:ascii="Times New Roman" w:hAnsi="Times New Roman" w:cs="Times New Roman"/>
@@ -639,21 +588,21 @@
           <w:szCs w:val="28"/>
         </w:rPr>
         <w:drawing>
-          <wp:anchor distT="0" distB="0" distL="114300" distR="114300" simplePos="0" relativeHeight="251676672" behindDoc="1" locked="0" layoutInCell="1" allowOverlap="1" wp14:anchorId="6A81F486" wp14:editId="4F87AE2D">
+          <wp:anchor distT="0" distB="0" distL="114300" distR="114300" simplePos="0" relativeHeight="251656192" behindDoc="1" locked="0" layoutInCell="1" allowOverlap="1" wp14:anchorId="6A81F486" wp14:editId="1EFD41BD">
             <wp:simplePos x="0" y="0"/>
             <wp:positionH relativeFrom="column">
-              <wp:posOffset>-434340</wp:posOffset>
+              <wp:posOffset>-457200</wp:posOffset>
             </wp:positionH>
             <wp:positionV relativeFrom="page">
-              <wp:posOffset>2628265</wp:posOffset>
+              <wp:posOffset>1752600</wp:posOffset>
             </wp:positionV>
-            <wp:extent cx="6842319" cy="3305175"/>
+            <wp:extent cx="6842125" cy="3305175"/>
             <wp:effectExtent l="0" t="0" r="0" b="0"/>
             <wp:wrapTight wrapText="bothSides">
               <wp:wrapPolygon edited="0">
                 <wp:start x="0" y="0"/>
-                <wp:lineTo x="0" y="21413"/>
-                <wp:lineTo x="21530" y="21413"/>
+                <wp:lineTo x="0" y="21538"/>
+                <wp:lineTo x="21530" y="21538"/>
                 <wp:lineTo x="21530" y="0"/>
                 <wp:lineTo x="0" y="0"/>
               </wp:wrapPolygon>
@@ -684,7 +633,7 @@
                   <pic:spPr>
                     <a:xfrm>
                       <a:off x="0" y="0"/>
-                      <a:ext cx="6842319" cy="3305175"/>
+                      <a:ext cx="6842125" cy="3305175"/>
                     </a:xfrm>
                     <a:prstGeom prst="rect">
                       <a:avLst/>
@@ -708,20 +657,44 @@
           <w:sz w:val="28"/>
           <w:szCs w:val="28"/>
         </w:rPr>
-        <w:br w:type="page"/>
-      </w:r>
-      <w:r>
-        <w:rPr>
-          <w:rFonts w:ascii="Times New Roman" w:hAnsi="Times New Roman" w:cs="Times New Roman"/>
-          <w:sz w:val="28"/>
-          <w:szCs w:val="28"/>
-        </w:rPr>
-        <w:lastRenderedPageBreak/>
-        <w:t>Install your cisco packet tracer through given link in your system.</w:t>
+        <w:t>Install Cisco Package Tracer</w:t>
+      </w:r>
+      <w:r>
+        <w:rPr>
+          <w:rFonts w:ascii="Times New Roman" w:hAnsi="Times New Roman" w:cs="Times New Roman"/>
+          <w:sz w:val="28"/>
+          <w:szCs w:val="28"/>
+        </w:rPr>
+        <w:br/>
+      </w:r>
+      <w:r>
+        <w:rPr>
+          <w:rFonts w:ascii="Times New Roman" w:hAnsi="Times New Roman" w:cs="Times New Roman"/>
+          <w:sz w:val="28"/>
+          <w:szCs w:val="28"/>
+        </w:rPr>
+        <w:br/>
+      </w:r>
+      <w:r>
+        <w:rPr>
+          <w:rFonts w:ascii="Times New Roman" w:hAnsi="Times New Roman" w:cs="Times New Roman"/>
+          <w:sz w:val="28"/>
+          <w:szCs w:val="28"/>
+        </w:rPr>
+        <w:br/>
+      </w:r>
+      <w:r>
+        <w:rPr>
+          <w:rFonts w:ascii="Times New Roman" w:hAnsi="Times New Roman" w:cs="Times New Roman"/>
+          <w:sz w:val="28"/>
+          <w:szCs w:val="28"/>
+        </w:rPr>
+        <w:br/>
       </w:r>
     </w:p>
     <w:p>
       <w:pPr>
+        <w:spacing w:line="480" w:lineRule="auto"/>
         <w:rPr>
           <w:rFonts w:ascii="Times New Roman" w:hAnsi="Times New Roman" w:cs="Times New Roman"/>
           <w:sz w:val="28"/>
@@ -734,52 +707,77 @@
           <w:sz w:val="28"/>
           <w:szCs w:val="28"/>
         </w:rPr>
-        <w:br w:type="page"/>
-      </w:r>
-    </w:p>
-    <w:p>
-      <w:pPr>
-        <w:rPr>
-          <w:rFonts w:ascii="Times New Roman" w:hAnsi="Times New Roman" w:cs="Times New Roman"/>
-          <w:sz w:val="28"/>
-          <w:szCs w:val="28"/>
-        </w:rPr>
-      </w:pPr>
-      <w:r>
-        <w:rPr>
-          <w:rFonts w:ascii="Times New Roman" w:hAnsi="Times New Roman" w:cs="Times New Roman"/>
-          <w:sz w:val="28"/>
-          <w:szCs w:val="28"/>
-        </w:rPr>
-        <w:lastRenderedPageBreak/>
-        <w:br w:type="page"/>
-      </w:r>
-    </w:p>
-    <w:p>
-      <w:pPr>
-        <w:jc w:val="center"/>
-        <w:rPr>
-          <w:rFonts w:ascii="Times New Roman" w:hAnsi="Times New Roman" w:cs="Times New Roman"/>
-          <w:sz w:val="28"/>
-          <w:szCs w:val="28"/>
-        </w:rPr>
-      </w:pPr>
-      <w:r>
-        <w:rPr>
-          <w:rFonts w:ascii="Times New Roman" w:hAnsi="Times New Roman" w:cs="Times New Roman"/>
-          <w:sz w:val="28"/>
-          <w:szCs w:val="28"/>
-        </w:rPr>
-        <w:lastRenderedPageBreak/>
-        <w:br/>
-      </w:r>
-      <w:r>
-        <w:rPr>
-          <w:rFonts w:ascii="Times New Roman" w:hAnsi="Times New Roman" w:cs="Times New Roman"/>
-          <w:sz w:val="28"/>
-          <w:szCs w:val="28"/>
-        </w:rPr>
-        <w:br/>
+        <w:drawing>
+          <wp:anchor distT="0" distB="0" distL="114300" distR="114300" simplePos="0" relativeHeight="251659264" behindDoc="1" locked="0" layoutInCell="1" allowOverlap="1" wp14:anchorId="1A9CD576" wp14:editId="346454CC">
+            <wp:simplePos x="0" y="0"/>
+            <wp:positionH relativeFrom="column">
+              <wp:posOffset>-575945</wp:posOffset>
+            </wp:positionH>
+            <wp:positionV relativeFrom="paragraph">
+              <wp:posOffset>485775</wp:posOffset>
+            </wp:positionV>
+            <wp:extent cx="6884670" cy="3870960"/>
+            <wp:effectExtent l="0" t="0" r="0" b="0"/>
+            <wp:wrapTight wrapText="bothSides">
+              <wp:wrapPolygon edited="0">
+                <wp:start x="0" y="0"/>
+                <wp:lineTo x="0" y="21472"/>
+                <wp:lineTo x="21516" y="21472"/>
+                <wp:lineTo x="21516" y="0"/>
+                <wp:lineTo x="0" y="0"/>
+              </wp:wrapPolygon>
+            </wp:wrapTight>
+            <wp:docPr id="1482590627" name="Picture 1"/>
+            <wp:cNvGraphicFramePr>
+              <a:graphicFrameLocks xmlns:a="http://schemas.openxmlformats.org/drawingml/2006/main" noChangeAspect="1"/>
+            </wp:cNvGraphicFramePr>
+            <a:graphic xmlns:a="http://schemas.openxmlformats.org/drawingml/2006/main">
+              <a:graphicData uri="http://schemas.openxmlformats.org/drawingml/2006/picture">
+                <pic:pic xmlns:pic="http://schemas.openxmlformats.org/drawingml/2006/picture">
+                  <pic:nvPicPr>
+                    <pic:cNvPr id="1482590627" name=""/>
+                    <pic:cNvPicPr/>
+                  </pic:nvPicPr>
+                  <pic:blipFill>
+                    <a:blip r:embed="rId9" cstate="print">
+                      <a:extLst>
+                        <a:ext uri="{28A0092B-C50C-407E-A947-70E740481C1C}">
+                          <a14:useLocalDpi xmlns:a14="http://schemas.microsoft.com/office/drawing/2010/main" val="0"/>
+                        </a:ext>
+                      </a:extLst>
+                    </a:blip>
+                    <a:stretch>
+                      <a:fillRect/>
+                    </a:stretch>
+                  </pic:blipFill>
+                  <pic:spPr>
+                    <a:xfrm>
+                      <a:off x="0" y="0"/>
+                      <a:ext cx="6884670" cy="3870960"/>
+                    </a:xfrm>
+                    <a:prstGeom prst="rect">
+                      <a:avLst/>
+                    </a:prstGeom>
+                  </pic:spPr>
+                </pic:pic>
+              </a:graphicData>
+            </a:graphic>
+            <wp14:sizeRelH relativeFrom="margin">
+              <wp14:pctWidth>0</wp14:pctWidth>
+            </wp14:sizeRelH>
+            <wp14:sizeRelV relativeFrom="margin">
+              <wp14:pctHeight>0</wp14:pctHeight>
+            </wp14:sizeRelV>
+          </wp:anchor>
+        </w:drawing>
+      </w:r>
+      <w:r>
+        <w:rPr>
+          <w:rFonts w:ascii="Times New Roman" w:hAnsi="Times New Roman" w:cs="Times New Roman"/>
+          <w:sz w:val="28"/>
+          <w:szCs w:val="28"/>
+        </w:rPr>
+        <w:t>Install your cisco packet tracer through given link in your system</w:t>
       </w:r>
     </w:p>
     <w:sectPr>
